--- a/forms/invoice-service.docx
+++ b/forms/invoice-service.docx
@@ -125,7 +125,7 @@
                 <w:rFonts w:asciiTheme="majorBidi" w:hAnsiTheme="majorBidi" w:cstheme="majorBidi"/>
                 <w:sz w:val="20"/>
                 <w:szCs w:val="20"/>
-                <w:lang w:val="en-US"/>
+                <w:lang w:val="uk-UA"/>
               </w:rPr>
             </w:pPr>
           </w:p>
@@ -162,7 +162,7 @@
                       <w:rFonts w:asciiTheme="majorBidi" w:hAnsiTheme="majorBidi" w:cstheme="majorBidi"/>
                       <w:sz w:val="20"/>
                       <w:szCs w:val="20"/>
-                      <w:lang w:val="en-US"/>
+                      <w:lang w:val="uk-UA"/>
                     </w:rPr>
                   </w:pPr>
                   <w:r>
@@ -187,7 +187,7 @@
                       <w:rFonts w:asciiTheme="majorBidi" w:hAnsiTheme="majorBidi" w:cstheme="majorBidi"/>
                       <w:sz w:val="20"/>
                       <w:szCs w:val="20"/>
-                      <w:lang w:val="en-US"/>
+                      <w:lang w:val="uk-UA"/>
                     </w:rPr>
                   </w:pPr>
                   <w:r>
@@ -197,10 +197,11 @@
                       <w:bCs/>
                       <w:sz w:val="20"/>
                       <w:szCs w:val="20"/>
-                      <w:lang w:val="en-US"/>
+                      <w:lang w:val="uk-UA"/>
                     </w:rPr>
-                    <w:t>{invoice-example-contractor</w:t>
+                    <w:t>{</w:t>
                   </w:r>
+                  <w:proofErr w:type="spellStart"/>
                   <w:r>
                     <w:rPr>
                       <w:rFonts w:asciiTheme="majorBidi" w:hAnsiTheme="majorBidi" w:cstheme="majorBidi"/>
@@ -210,8 +211,9 @@
                       <w:szCs w:val="20"/>
                       <w:lang w:val="uk-UA"/>
                     </w:rPr>
-                    <w:t>-</w:t>
+                    <w:t>invoice-example-contractor-fullname</w:t>
                   </w:r>
+                  <w:proofErr w:type="spellEnd"/>
                   <w:r>
                     <w:rPr>
                       <w:rFonts w:asciiTheme="majorBidi" w:hAnsiTheme="majorBidi" w:cstheme="majorBidi"/>
@@ -219,9 +221,9 @@
                       <w:bCs/>
                       <w:sz w:val="20"/>
                       <w:szCs w:val="20"/>
-                      <w:lang w:val="en-US"/>
+                      <w:lang w:val="uk-UA"/>
                     </w:rPr>
-                    <w:t>fullname}</w:t>
+                    <w:t>}</w:t>
                   </w:r>
                 </w:p>
               </w:tc>
@@ -240,7 +242,7 @@
                       <w:rFonts w:asciiTheme="majorBidi" w:hAnsiTheme="majorBidi" w:cstheme="majorBidi"/>
                       <w:sz w:val="20"/>
                       <w:szCs w:val="20"/>
-                      <w:lang w:val="en-US"/>
+                      <w:lang w:val="uk-UA"/>
                     </w:rPr>
                   </w:pPr>
                   <w:r>
@@ -250,43 +252,7 @@
                       <w:szCs w:val="20"/>
                       <w:lang w:val="uk-UA"/>
                     </w:rPr>
-                    <w:t>Код</w:t>
-                  </w:r>
-                  <w:r>
-                    <w:rPr>
-                      <w:rFonts w:asciiTheme="majorBidi" w:hAnsiTheme="majorBidi" w:cstheme="majorBidi"/>
-                      <w:sz w:val="20"/>
-                      <w:szCs w:val="20"/>
-                      <w:lang w:val="en-US"/>
-                    </w:rPr>
-                    <w:t xml:space="preserve"> </w:t>
-                  </w:r>
-                  <w:r>
-                    <w:rPr>
-                      <w:rFonts w:asciiTheme="majorBidi" w:hAnsiTheme="majorBidi" w:cstheme="majorBidi"/>
-                      <w:sz w:val="20"/>
-                      <w:szCs w:val="20"/>
-                      <w:lang w:val="uk-UA"/>
-                    </w:rPr>
-                    <w:t>за</w:t>
-                  </w:r>
-                  <w:r>
-                    <w:rPr>
-                      <w:rFonts w:asciiTheme="majorBidi" w:hAnsiTheme="majorBidi" w:cstheme="majorBidi"/>
-                      <w:sz w:val="20"/>
-                      <w:szCs w:val="20"/>
-                      <w:lang w:val="en-US"/>
-                    </w:rPr>
-                    <w:t xml:space="preserve"> </w:t>
-                  </w:r>
-                  <w:r>
-                    <w:rPr>
-                      <w:rFonts w:asciiTheme="majorBidi" w:hAnsiTheme="majorBidi" w:cstheme="majorBidi"/>
-                      <w:sz w:val="20"/>
-                      <w:szCs w:val="20"/>
-                      <w:lang w:val="uk-UA"/>
-                    </w:rPr>
-                    <w:t>ЄДРПОУ</w:t>
+                    <w:t>Код за ЄДРПОУ</w:t>
                   </w:r>
                 </w:p>
               </w:tc>
@@ -311,7 +277,7 @@
                       <w:bCs/>
                       <w:sz w:val="20"/>
                       <w:szCs w:val="20"/>
-                      <w:lang w:val="en-US"/>
+                      <w:lang w:val="uk-UA"/>
                     </w:rPr>
                   </w:pPr>
                   <w:r>
@@ -321,9 +287,33 @@
                       <w:bCs/>
                       <w:sz w:val="20"/>
                       <w:szCs w:val="20"/>
-                      <w:lang w:val="en-US"/>
+                      <w:lang w:val="uk-UA"/>
                     </w:rPr>
-                    <w:t>{invoice-example-contractor-cod-edrpou}</w:t>
+                    <w:t>{</w:t>
+                  </w:r>
+                  <w:proofErr w:type="spellStart"/>
+                  <w:r>
+                    <w:rPr>
+                      <w:rFonts w:asciiTheme="majorBidi" w:hAnsiTheme="majorBidi" w:cstheme="majorBidi"/>
+                      <w:b/>
+                      <w:bCs/>
+                      <w:sz w:val="20"/>
+                      <w:szCs w:val="20"/>
+                      <w:lang w:val="uk-UA"/>
+                    </w:rPr>
+                    <w:t>invoice-example-contractor-cod-edrpou</w:t>
+                  </w:r>
+                  <w:proofErr w:type="spellEnd"/>
+                  <w:r>
+                    <w:rPr>
+                      <w:rFonts w:asciiTheme="majorBidi" w:hAnsiTheme="majorBidi" w:cstheme="majorBidi"/>
+                      <w:b/>
+                      <w:bCs/>
+                      <w:sz w:val="20"/>
+                      <w:szCs w:val="20"/>
+                      <w:lang w:val="uk-UA"/>
+                    </w:rPr>
+                    <w:t>}</w:t>
                   </w:r>
                 </w:p>
               </w:tc>
@@ -340,7 +330,7 @@
                       <w:rFonts w:asciiTheme="majorBidi" w:hAnsiTheme="majorBidi" w:cstheme="majorBidi"/>
                       <w:sz w:val="20"/>
                       <w:szCs w:val="20"/>
-                      <w:lang w:val="en-US"/>
+                      <w:lang w:val="uk-UA"/>
                     </w:rPr>
                   </w:pPr>
                 </w:p>
@@ -358,7 +348,7 @@
                       <w:rFonts w:asciiTheme="majorBidi" w:hAnsiTheme="majorBidi" w:cstheme="majorBidi"/>
                       <w:sz w:val="20"/>
                       <w:szCs w:val="20"/>
-                      <w:lang w:val="en-US"/>
+                      <w:lang w:val="uk-UA"/>
                     </w:rPr>
                   </w:pPr>
                   <w:r>
@@ -383,7 +373,7 @@
                       <w:rFonts w:asciiTheme="majorBidi" w:hAnsiTheme="majorBidi" w:cstheme="majorBidi"/>
                       <w:sz w:val="20"/>
                       <w:szCs w:val="20"/>
-                      <w:lang w:val="en-US"/>
+                      <w:lang w:val="uk-UA"/>
                     </w:rPr>
                   </w:pPr>
                 </w:p>
@@ -403,7 +393,7 @@
                       <w:rFonts w:asciiTheme="majorBidi" w:hAnsiTheme="majorBidi" w:cstheme="majorBidi"/>
                       <w:sz w:val="20"/>
                       <w:szCs w:val="20"/>
-                      <w:lang w:val="en-US"/>
+                      <w:lang w:val="uk-UA"/>
                     </w:rPr>
                   </w:pPr>
                   <w:r>
@@ -411,7 +401,7 @@
                       <w:rFonts w:asciiTheme="majorBidi" w:hAnsiTheme="majorBidi" w:cstheme="majorBidi"/>
                       <w:sz w:val="20"/>
                       <w:szCs w:val="20"/>
-                      <w:lang w:val="en-US"/>
+                      <w:lang w:val="uk-UA"/>
                     </w:rPr>
                     <w:t>IBAN</w:t>
                   </w:r>
@@ -435,7 +425,7 @@
                       <w:bCs/>
                       <w:sz w:val="20"/>
                       <w:szCs w:val="20"/>
-                      <w:lang w:val="en-US"/>
+                      <w:lang w:val="uk-UA"/>
                     </w:rPr>
                   </w:pPr>
                   <w:r>
@@ -445,9 +435,21 @@
                       <w:bCs/>
                       <w:sz w:val="20"/>
                       <w:szCs w:val="20"/>
-                      <w:lang w:val="en-US"/>
+                      <w:lang w:val="uk-UA"/>
                     </w:rPr>
-                    <w:t>{invoice-example-</w:t>
+                    <w:t>{</w:t>
+                  </w:r>
+                  <w:proofErr w:type="spellStart"/>
+                  <w:r>
+                    <w:rPr>
+                      <w:rFonts w:asciiTheme="majorBidi" w:hAnsiTheme="majorBidi" w:cstheme="majorBidi"/>
+                      <w:b/>
+                      <w:bCs/>
+                      <w:sz w:val="20"/>
+                      <w:szCs w:val="20"/>
+                      <w:lang w:val="uk-UA"/>
+                    </w:rPr>
+                    <w:t>invoice-example-</w:t>
                   </w:r>
                   <w:r>
                     <w:rPr>
@@ -456,7 +458,7 @@
                       <w:bCs/>
                       <w:sz w:val="20"/>
                       <w:szCs w:val="20"/>
-                      <w:lang w:val="en-US"/>
+                      <w:lang w:val="uk-UA"/>
                     </w:rPr>
                     <w:t>contractor-</w:t>
                   </w:r>
@@ -467,9 +469,21 @@
                       <w:bCs/>
                       <w:sz w:val="20"/>
                       <w:szCs w:val="20"/>
-                      <w:lang w:val="en-US"/>
+                      <w:lang w:val="uk-UA"/>
                     </w:rPr>
-                    <w:t>bank}</w:t>
+                    <w:t>bank</w:t>
+                  </w:r>
+                  <w:proofErr w:type="spellEnd"/>
+                  <w:r>
+                    <w:rPr>
+                      <w:rFonts w:asciiTheme="majorBidi" w:hAnsiTheme="majorBidi" w:cstheme="majorBidi"/>
+                      <w:b/>
+                      <w:bCs/>
+                      <w:sz w:val="20"/>
+                      <w:szCs w:val="20"/>
+                      <w:lang w:val="uk-UA"/>
+                    </w:rPr>
+                    <w:t>}</w:t>
                   </w:r>
                 </w:p>
               </w:tc>
@@ -486,7 +500,7 @@
                       <w:rFonts w:asciiTheme="majorBidi" w:hAnsiTheme="majorBidi" w:cstheme="majorBidi"/>
                       <w:sz w:val="20"/>
                       <w:szCs w:val="20"/>
-                      <w:lang w:val="en-US"/>
+                      <w:lang w:val="uk-UA"/>
                     </w:rPr>
                   </w:pPr>
                 </w:p>
@@ -512,7 +526,7 @@
                       <w:bCs/>
                       <w:sz w:val="20"/>
                       <w:szCs w:val="20"/>
-                      <w:lang w:val="en-US"/>
+                      <w:lang w:val="uk-UA"/>
                     </w:rPr>
                   </w:pPr>
                   <w:r>
@@ -522,9 +536,21 @@
                       <w:bCs/>
                       <w:sz w:val="20"/>
                       <w:szCs w:val="20"/>
-                      <w:lang w:val="en-US"/>
+                      <w:lang w:val="uk-UA"/>
                     </w:rPr>
-                    <w:t>{invoice-example-</w:t>
+                    <w:t>{</w:t>
+                  </w:r>
+                  <w:proofErr w:type="spellStart"/>
+                  <w:r>
+                    <w:rPr>
+                      <w:rFonts w:asciiTheme="majorBidi" w:hAnsiTheme="majorBidi" w:cstheme="majorBidi"/>
+                      <w:b/>
+                      <w:bCs/>
+                      <w:sz w:val="20"/>
+                      <w:szCs w:val="20"/>
+                      <w:lang w:val="uk-UA"/>
+                    </w:rPr>
+                    <w:t>invoice-example-</w:t>
                   </w:r>
                   <w:r>
                     <w:rPr>
@@ -533,7 +559,7 @@
                       <w:bCs/>
                       <w:sz w:val="20"/>
                       <w:szCs w:val="20"/>
-                      <w:lang w:val="en-US"/>
+                      <w:lang w:val="uk-UA"/>
                     </w:rPr>
                     <w:t>contractor-</w:t>
                   </w:r>
@@ -544,9 +570,21 @@
                       <w:bCs/>
                       <w:sz w:val="20"/>
                       <w:szCs w:val="20"/>
-                      <w:lang w:val="en-US"/>
+                      <w:lang w:val="uk-UA"/>
                     </w:rPr>
-                    <w:t>bank-account}</w:t>
+                    <w:t>bank-account</w:t>
+                  </w:r>
+                  <w:proofErr w:type="spellEnd"/>
+                  <w:r>
+                    <w:rPr>
+                      <w:rFonts w:asciiTheme="majorBidi" w:hAnsiTheme="majorBidi" w:cstheme="majorBidi"/>
+                      <w:b/>
+                      <w:bCs/>
+                      <w:sz w:val="20"/>
+                      <w:szCs w:val="20"/>
+                      <w:lang w:val="uk-UA"/>
+                    </w:rPr>
+                    <w:t>}</w:t>
                   </w:r>
                 </w:p>
               </w:tc>
@@ -566,7 +604,7 @@
                 <w:rFonts w:asciiTheme="majorBidi" w:hAnsiTheme="majorBidi" w:cstheme="majorBidi"/>
                 <w:sz w:val="20"/>
                 <w:szCs w:val="20"/>
-                <w:lang w:val="en-US"/>
+                <w:lang w:val="uk-UA"/>
               </w:rPr>
               <w:t xml:space="preserve">   </w:t>
             </w:r>
@@ -612,15 +650,7 @@
         </w:rPr>
         <w:t>{</w:t>
       </w:r>
-      <w:r>
-        <w:rPr>
-          <w:rFonts w:asciiTheme="majorBidi" w:hAnsiTheme="majorBidi" w:cstheme="majorBidi"/>
-          <w:b/>
-          <w:bCs/>
-          <w:lang w:val="en-US"/>
-        </w:rPr>
-        <w:t>invoice</w:t>
-      </w:r>
+      <w:proofErr w:type="spellStart"/>
       <w:r>
         <w:rPr>
           <w:rFonts w:asciiTheme="majorBidi" w:hAnsiTheme="majorBidi" w:cstheme="majorBidi"/>
@@ -628,17 +658,9 @@
           <w:bCs/>
           <w:lang w:val="uk-UA"/>
         </w:rPr>
-        <w:t>-</w:t>
+        <w:t>invoice-number</w:t>
       </w:r>
-      <w:r>
-        <w:rPr>
-          <w:rFonts w:asciiTheme="majorBidi" w:hAnsiTheme="majorBidi" w:cstheme="majorBidi"/>
-          <w:b/>
-          <w:bCs/>
-          <w:lang w:val="en-US"/>
-        </w:rPr>
-        <w:t>number</w:t>
-      </w:r>
+      <w:proofErr w:type="spellEnd"/>
       <w:r>
         <w:rPr>
           <w:rFonts w:asciiTheme="majorBidi" w:hAnsiTheme="majorBidi" w:cstheme="majorBidi"/>
@@ -666,15 +688,7 @@
         </w:rPr>
         <w:t>{</w:t>
       </w:r>
-      <w:r>
-        <w:rPr>
-          <w:rFonts w:asciiTheme="majorBidi" w:hAnsiTheme="majorBidi" w:cstheme="majorBidi"/>
-          <w:b/>
-          <w:bCs/>
-          <w:lang w:val="en-US"/>
-        </w:rPr>
-        <w:t>invoice</w:t>
-      </w:r>
+      <w:proofErr w:type="spellStart"/>
       <w:r>
         <w:rPr>
           <w:rFonts w:asciiTheme="majorBidi" w:hAnsiTheme="majorBidi" w:cstheme="majorBidi"/>
@@ -682,17 +696,9 @@
           <w:bCs/>
           <w:lang w:val="uk-UA"/>
         </w:rPr>
-        <w:t>-</w:t>
+        <w:t>invoice-date</w:t>
       </w:r>
-      <w:r>
-        <w:rPr>
-          <w:rFonts w:asciiTheme="majorBidi" w:hAnsiTheme="majorBidi" w:cstheme="majorBidi"/>
-          <w:b/>
-          <w:bCs/>
-          <w:lang w:val="en-US"/>
-        </w:rPr>
-        <w:t>date</w:t>
-      </w:r>
+      <w:proofErr w:type="spellEnd"/>
       <w:r>
         <w:rPr>
           <w:rFonts w:asciiTheme="majorBidi" w:hAnsiTheme="majorBidi" w:cstheme="majorBidi"/>
@@ -775,7 +781,7 @@
                 <w:rFonts w:asciiTheme="majorBidi" w:hAnsiTheme="majorBidi" w:cstheme="majorBidi"/>
                 <w:b/>
                 <w:bCs/>
-                <w:lang w:val="en-US"/>
+                <w:lang w:val="uk-UA"/>
               </w:rPr>
             </w:pPr>
             <w:r>
@@ -783,34 +789,45 @@
                 <w:rFonts w:asciiTheme="majorBidi" w:hAnsiTheme="majorBidi" w:cstheme="majorBidi"/>
                 <w:b/>
                 <w:bCs/>
-                <w:lang w:val="en-US"/>
-              </w:rPr>
-              <w:t>{invoice-</w:t>
-            </w:r>
+                <w:lang w:val="uk-UA"/>
+              </w:rPr>
+              <w:t>{</w:t>
+            </w:r>
+            <w:proofErr w:type="spellStart"/>
             <w:r>
               <w:rPr>
                 <w:rFonts w:asciiTheme="majorBidi" w:hAnsiTheme="majorBidi" w:cstheme="majorBidi"/>
                 <w:b/>
                 <w:bCs/>
-                <w:lang w:val="en-US"/>
-              </w:rPr>
-              <w:t>contractor</w:t>
+                <w:lang w:val="uk-UA"/>
+              </w:rPr>
+              <w:t>invoice-</w:t>
             </w:r>
             <w:r>
               <w:rPr>
                 <w:rFonts w:asciiTheme="majorBidi" w:hAnsiTheme="majorBidi" w:cstheme="majorBidi"/>
                 <w:b/>
                 <w:bCs/>
-                <w:lang w:val="en-US"/>
-              </w:rPr>
-              <w:t>-fullname</w:t>
+                <w:lang w:val="uk-UA"/>
+              </w:rPr>
+              <w:t>contractor</w:t>
             </w:r>
             <w:r>
               <w:rPr>
                 <w:rFonts w:asciiTheme="majorBidi" w:hAnsiTheme="majorBidi" w:cstheme="majorBidi"/>
                 <w:b/>
                 <w:bCs/>
-                <w:lang w:val="en-US"/>
+                <w:lang w:val="uk-UA"/>
+              </w:rPr>
+              <w:t>-fullname</w:t>
+            </w:r>
+            <w:proofErr w:type="spellEnd"/>
+            <w:r>
+              <w:rPr>
+                <w:rFonts w:asciiTheme="majorBidi" w:hAnsiTheme="majorBidi" w:cstheme="majorBidi"/>
+                <w:b/>
+                <w:bCs/>
+                <w:lang w:val="uk-UA"/>
               </w:rPr>
               <w:t>}</w:t>
             </w:r>
@@ -821,7 +838,7 @@
                 <w:rFonts w:asciiTheme="majorBidi" w:hAnsiTheme="majorBidi" w:cstheme="majorBidi"/>
                 <w:sz w:val="20"/>
                 <w:szCs w:val="20"/>
-                <w:lang w:val="en-US"/>
+                <w:lang w:val="uk-UA"/>
               </w:rPr>
             </w:pPr>
             <w:r>
@@ -833,121 +850,43 @@
               </w:rPr>
               <w:t>{</w:t>
             </w:r>
-            <w:r>
-              <w:rPr>
-                <w:rFonts w:asciiTheme="majorBidi" w:hAnsiTheme="majorBidi" w:cstheme="majorBidi"/>
-                <w:sz w:val="20"/>
-                <w:szCs w:val="20"/>
-                <w:lang w:val="en-US"/>
-              </w:rPr>
-              <w:t>invoice</w:t>
-            </w:r>
-            <w:r>
-              <w:rPr>
-                <w:rFonts w:asciiTheme="majorBidi" w:hAnsiTheme="majorBidi" w:cstheme="majorBidi"/>
-                <w:sz w:val="20"/>
-                <w:szCs w:val="20"/>
-                <w:lang w:val="uk-UA"/>
-              </w:rPr>
-              <w:t>-</w:t>
-            </w:r>
-            <w:r>
-              <w:rPr>
-                <w:rFonts w:asciiTheme="majorBidi" w:hAnsiTheme="majorBidi" w:cstheme="majorBidi"/>
-                <w:sz w:val="20"/>
-                <w:szCs w:val="20"/>
-                <w:lang w:val="en-US"/>
-              </w:rPr>
-              <w:t>contractor-bank</w:t>
-            </w:r>
-            <w:r>
-              <w:rPr>
-                <w:rFonts w:asciiTheme="majorBidi" w:hAnsiTheme="majorBidi" w:cstheme="majorBidi"/>
-                <w:sz w:val="20"/>
-                <w:szCs w:val="20"/>
-                <w:lang w:val="uk-UA"/>
-              </w:rPr>
-              <w:t>-</w:t>
-            </w:r>
-            <w:r>
-              <w:rPr>
-                <w:rFonts w:asciiTheme="majorBidi" w:hAnsiTheme="majorBidi" w:cstheme="majorBidi"/>
-                <w:sz w:val="20"/>
-                <w:szCs w:val="20"/>
-                <w:lang w:val="en-US"/>
-              </w:rPr>
-              <w:t>account</w:t>
-            </w:r>
-            <w:r>
-              <w:rPr>
-                <w:rFonts w:asciiTheme="majorBidi" w:hAnsiTheme="majorBidi" w:cstheme="majorBidi"/>
-                <w:sz w:val="20"/>
-                <w:szCs w:val="20"/>
-                <w:lang w:val="uk-UA"/>
-              </w:rPr>
-              <w:t xml:space="preserve">} у </w:t>
-            </w:r>
-            <w:r>
-              <w:rPr>
-                <w:rFonts w:asciiTheme="majorBidi" w:hAnsiTheme="majorBidi" w:cstheme="majorBidi"/>
-                <w:sz w:val="20"/>
-                <w:szCs w:val="20"/>
-                <w:lang w:val="en-US"/>
-              </w:rPr>
-              <w:t>{invoice-contractor-bank}</w:t>
-            </w:r>
-          </w:p>
-          <w:p>
-            <w:pPr>
-              <w:rPr>
-                <w:rFonts w:asciiTheme="majorBidi" w:hAnsiTheme="majorBidi" w:cstheme="majorBidi"/>
-                <w:sz w:val="20"/>
-                <w:szCs w:val="20"/>
-                <w:lang w:val="en-US"/>
-              </w:rPr>
-            </w:pPr>
-            <w:r>
-              <w:rPr>
-                <w:rFonts w:asciiTheme="majorBidi" w:hAnsiTheme="majorBidi" w:cstheme="majorBidi"/>
-                <w:sz w:val="20"/>
-                <w:szCs w:val="20"/>
-                <w:lang w:val="en-US"/>
-              </w:rPr>
-              <w:t>{invoice-contractor-address}</w:t>
-            </w:r>
-            <w:r>
-              <w:rPr>
-                <w:rFonts w:asciiTheme="majorBidi" w:hAnsiTheme="majorBidi" w:cstheme="majorBidi"/>
-                <w:sz w:val="20"/>
-                <w:szCs w:val="20"/>
-                <w:lang w:val="en-US"/>
-              </w:rPr>
-              <w:t xml:space="preserve">, </w:t>
-            </w:r>
-            <w:r>
-              <w:rPr>
-                <w:rFonts w:asciiTheme="majorBidi" w:hAnsiTheme="majorBidi" w:cstheme="majorBidi"/>
-                <w:sz w:val="20"/>
-                <w:szCs w:val="20"/>
-                <w:lang w:val="en-US"/>
-              </w:rPr>
-              <w:t>{invoice-contractor-</w:t>
-            </w:r>
-            <w:r>
-              <w:rPr>
-                <w:rFonts w:asciiTheme="majorBidi" w:hAnsiTheme="majorBidi" w:cstheme="majorBidi"/>
-                <w:sz w:val="20"/>
-                <w:szCs w:val="20"/>
-                <w:lang w:val="en-US"/>
-              </w:rPr>
-              <w:t>contacts</w:t>
-            </w:r>
-            <w:r>
-              <w:rPr>
-                <w:rFonts w:asciiTheme="majorBidi" w:hAnsiTheme="majorBidi" w:cstheme="majorBidi"/>
-                <w:sz w:val="20"/>
-                <w:szCs w:val="20"/>
-                <w:lang w:val="en-US"/>
+            <w:proofErr w:type="spellStart"/>
+            <w:r>
+              <w:rPr>
+                <w:rFonts w:asciiTheme="majorBidi" w:hAnsiTheme="majorBidi" w:cstheme="majorBidi"/>
+                <w:sz w:val="20"/>
+                <w:szCs w:val="20"/>
+                <w:lang w:val="uk-UA"/>
+              </w:rPr>
+              <w:t>invoice-contractor-bank-account</w:t>
+            </w:r>
+            <w:proofErr w:type="spellEnd"/>
+            <w:r>
+              <w:rPr>
+                <w:rFonts w:asciiTheme="majorBidi" w:hAnsiTheme="majorBidi" w:cstheme="majorBidi"/>
+                <w:sz w:val="20"/>
+                <w:szCs w:val="20"/>
+                <w:lang w:val="uk-UA"/>
+              </w:rPr>
+              <w:t>} у {</w:t>
+            </w:r>
+            <w:proofErr w:type="spellStart"/>
+            <w:r>
+              <w:rPr>
+                <w:rFonts w:asciiTheme="majorBidi" w:hAnsiTheme="majorBidi" w:cstheme="majorBidi"/>
+                <w:sz w:val="20"/>
+                <w:szCs w:val="20"/>
+                <w:lang w:val="uk-UA"/>
+              </w:rPr>
+              <w:t>invoice-contractor-bank</w:t>
+            </w:r>
+            <w:proofErr w:type="spellEnd"/>
+            <w:r>
+              <w:rPr>
+                <w:rFonts w:asciiTheme="majorBidi" w:hAnsiTheme="majorBidi" w:cstheme="majorBidi"/>
+                <w:sz w:val="20"/>
+                <w:szCs w:val="20"/>
+                <w:lang w:val="uk-UA"/>
               </w:rPr>
               <w:t>}</w:t>
             </w:r>
@@ -958,7 +897,75 @@
                 <w:rFonts w:asciiTheme="majorBidi" w:hAnsiTheme="majorBidi" w:cstheme="majorBidi"/>
                 <w:sz w:val="20"/>
                 <w:szCs w:val="20"/>
-                <w:lang w:val="en-US"/>
+                <w:lang w:val="uk-UA"/>
+              </w:rPr>
+            </w:pPr>
+            <w:r>
+              <w:rPr>
+                <w:rFonts w:asciiTheme="majorBidi" w:hAnsiTheme="majorBidi" w:cstheme="majorBidi"/>
+                <w:sz w:val="20"/>
+                <w:szCs w:val="20"/>
+                <w:lang w:val="uk-UA"/>
+              </w:rPr>
+              <w:t>{</w:t>
+            </w:r>
+            <w:proofErr w:type="spellStart"/>
+            <w:r>
+              <w:rPr>
+                <w:rFonts w:asciiTheme="majorBidi" w:hAnsiTheme="majorBidi" w:cstheme="majorBidi"/>
+                <w:sz w:val="20"/>
+                <w:szCs w:val="20"/>
+                <w:lang w:val="uk-UA"/>
+              </w:rPr>
+              <w:t>invoice-contractor-address</w:t>
+            </w:r>
+            <w:proofErr w:type="spellEnd"/>
+            <w:r>
+              <w:rPr>
+                <w:rFonts w:asciiTheme="majorBidi" w:hAnsiTheme="majorBidi" w:cstheme="majorBidi"/>
+                <w:sz w:val="20"/>
+                <w:szCs w:val="20"/>
+                <w:lang w:val="uk-UA"/>
+              </w:rPr>
+              <w:t>}</w:t>
+            </w:r>
+            <w:r>
+              <w:rPr>
+                <w:rFonts w:asciiTheme="majorBidi" w:hAnsiTheme="majorBidi" w:cstheme="majorBidi"/>
+                <w:sz w:val="20"/>
+                <w:szCs w:val="20"/>
+                <w:lang w:val="uk-UA"/>
+              </w:rPr>
+              <w:t>, {</w:t>
+            </w:r>
+            <w:proofErr w:type="spellStart"/>
+            <w:r>
+              <w:rPr>
+                <w:rFonts w:asciiTheme="majorBidi" w:hAnsiTheme="majorBidi" w:cstheme="majorBidi"/>
+                <w:sz w:val="20"/>
+                <w:szCs w:val="20"/>
+                <w:lang w:val="uk-UA"/>
+              </w:rPr>
+              <w:t>invoice-contractor-contacts</w:t>
+            </w:r>
+            <w:proofErr w:type="spellEnd"/>
+            <w:r>
+              <w:rPr>
+                <w:rFonts w:asciiTheme="majorBidi" w:hAnsiTheme="majorBidi" w:cstheme="majorBidi"/>
+                <w:sz w:val="20"/>
+                <w:szCs w:val="20"/>
+                <w:lang w:val="uk-UA"/>
+              </w:rPr>
+              <w:t>}</w:t>
+            </w:r>
+          </w:p>
+          <w:p>
+            <w:pPr>
+              <w:rPr>
+                <w:rFonts w:asciiTheme="majorBidi" w:hAnsiTheme="majorBidi" w:cstheme="majorBidi"/>
+                <w:sz w:val="20"/>
+                <w:szCs w:val="20"/>
+                <w:lang w:val="uk-UA"/>
               </w:rPr>
             </w:pPr>
             <w:r>
@@ -975,16 +982,26 @@
                 <w:rFonts w:asciiTheme="majorBidi" w:hAnsiTheme="majorBidi" w:cstheme="majorBidi"/>
                 <w:sz w:val="20"/>
                 <w:szCs w:val="20"/>
-                <w:lang w:val="en-US"/>
-              </w:rPr>
-              <w:t>{invoice-</w:t>
-            </w:r>
-            <w:r>
-              <w:rPr>
-                <w:rFonts w:asciiTheme="majorBidi" w:hAnsiTheme="majorBidi" w:cstheme="majorBidi"/>
-                <w:sz w:val="20"/>
-                <w:szCs w:val="20"/>
-                <w:lang w:val="en-US"/>
+                <w:lang w:val="uk-UA"/>
+              </w:rPr>
+              <w:t>{</w:t>
+            </w:r>
+            <w:proofErr w:type="spellStart"/>
+            <w:r>
+              <w:rPr>
+                <w:rFonts w:asciiTheme="majorBidi" w:hAnsiTheme="majorBidi" w:cstheme="majorBidi"/>
+                <w:sz w:val="20"/>
+                <w:szCs w:val="20"/>
+                <w:lang w:val="uk-UA"/>
+              </w:rPr>
+              <w:t>invoice-</w:t>
+            </w:r>
+            <w:r>
+              <w:rPr>
+                <w:rFonts w:asciiTheme="majorBidi" w:hAnsiTheme="majorBidi" w:cstheme="majorBidi"/>
+                <w:sz w:val="20"/>
+                <w:szCs w:val="20"/>
+                <w:lang w:val="uk-UA"/>
               </w:rPr>
               <w:t>contractor-</w:t>
             </w:r>
@@ -993,9 +1010,19 @@
                 <w:rFonts w:asciiTheme="majorBidi" w:hAnsiTheme="majorBidi" w:cstheme="majorBidi"/>
                 <w:sz w:val="20"/>
                 <w:szCs w:val="20"/>
-                <w:lang w:val="en-US"/>
-              </w:rPr>
-              <w:t>cod-edrpou}</w:t>
+                <w:lang w:val="uk-UA"/>
+              </w:rPr>
+              <w:t>cod-edrpou</w:t>
+            </w:r>
+            <w:proofErr w:type="spellEnd"/>
+            <w:r>
+              <w:rPr>
+                <w:rFonts w:asciiTheme="majorBidi" w:hAnsiTheme="majorBidi" w:cstheme="majorBidi"/>
+                <w:sz w:val="20"/>
+                <w:szCs w:val="20"/>
+                <w:lang w:val="uk-UA"/>
+              </w:rPr>
+              <w:t>}</w:t>
             </w:r>
             <w:r>
               <w:rPr>
@@ -1011,16 +1038,26 @@
                 <w:rFonts w:asciiTheme="majorBidi" w:hAnsiTheme="majorBidi" w:cstheme="majorBidi"/>
                 <w:sz w:val="20"/>
                 <w:szCs w:val="20"/>
-                <w:lang w:val="en-US"/>
-              </w:rPr>
-              <w:t>{invoice-</w:t>
-            </w:r>
-            <w:r>
-              <w:rPr>
-                <w:rFonts w:asciiTheme="majorBidi" w:hAnsiTheme="majorBidi" w:cstheme="majorBidi"/>
-                <w:sz w:val="20"/>
-                <w:szCs w:val="20"/>
-                <w:lang w:val="en-US"/>
+                <w:lang w:val="uk-UA"/>
+              </w:rPr>
+              <w:t>{</w:t>
+            </w:r>
+            <w:proofErr w:type="spellStart"/>
+            <w:r>
+              <w:rPr>
+                <w:rFonts w:asciiTheme="majorBidi" w:hAnsiTheme="majorBidi" w:cstheme="majorBidi"/>
+                <w:sz w:val="20"/>
+                <w:szCs w:val="20"/>
+                <w:lang w:val="uk-UA"/>
+              </w:rPr>
+              <w:t>invoice-</w:t>
+            </w:r>
+            <w:r>
+              <w:rPr>
+                <w:rFonts w:asciiTheme="majorBidi" w:hAnsiTheme="majorBidi" w:cstheme="majorBidi"/>
+                <w:sz w:val="20"/>
+                <w:szCs w:val="20"/>
+                <w:lang w:val="uk-UA"/>
               </w:rPr>
               <w:t>contractor-</w:t>
             </w:r>
@@ -1029,7 +1066,7 @@
                 <w:rFonts w:asciiTheme="majorBidi" w:hAnsiTheme="majorBidi" w:cstheme="majorBidi"/>
                 <w:sz w:val="20"/>
                 <w:szCs w:val="20"/>
-                <w:lang w:val="en-US"/>
+                <w:lang w:val="uk-UA"/>
               </w:rPr>
               <w:t>c</w:t>
             </w:r>
@@ -1038,9 +1075,19 @@
                 <w:rFonts w:asciiTheme="majorBidi" w:hAnsiTheme="majorBidi" w:cstheme="majorBidi"/>
                 <w:sz w:val="20"/>
                 <w:szCs w:val="20"/>
-                <w:lang w:val="en-US"/>
-              </w:rPr>
-              <w:t>od-tax}</w:t>
+                <w:lang w:val="uk-UA"/>
+              </w:rPr>
+              <w:t>od-tax</w:t>
+            </w:r>
+            <w:proofErr w:type="spellEnd"/>
+            <w:r>
+              <w:rPr>
+                <w:rFonts w:asciiTheme="majorBidi" w:hAnsiTheme="majorBidi" w:cstheme="majorBidi"/>
+                <w:sz w:val="20"/>
+                <w:szCs w:val="20"/>
+                <w:lang w:val="uk-UA"/>
+              </w:rPr>
+              <w:t>}</w:t>
             </w:r>
           </w:p>
           <w:p>
@@ -1049,7 +1096,7 @@
                 <w:rFonts w:asciiTheme="majorBidi" w:hAnsiTheme="majorBidi" w:cstheme="majorBidi"/>
                 <w:sz w:val="8"/>
                 <w:szCs w:val="8"/>
-                <w:lang w:val="en-US"/>
+                <w:lang w:val="uk-UA"/>
               </w:rPr>
             </w:pPr>
           </w:p>
@@ -1096,7 +1143,7 @@
                 <w:rFonts w:asciiTheme="majorBidi" w:hAnsiTheme="majorBidi" w:cstheme="majorBidi"/>
                 <w:b/>
                 <w:bCs/>
-                <w:lang w:val="en-US"/>
+                <w:lang w:val="uk-UA"/>
               </w:rPr>
             </w:pPr>
             <w:r>
@@ -1104,25 +1151,36 @@
                 <w:rFonts w:asciiTheme="majorBidi" w:hAnsiTheme="majorBidi" w:cstheme="majorBidi"/>
                 <w:b/>
                 <w:bCs/>
-                <w:lang w:val="en-US"/>
-              </w:rPr>
-              <w:t>{invoice-customer</w:t>
-            </w:r>
+                <w:lang w:val="uk-UA"/>
+              </w:rPr>
+              <w:t>{</w:t>
+            </w:r>
+            <w:proofErr w:type="spellStart"/>
             <w:r>
               <w:rPr>
                 <w:rFonts w:asciiTheme="majorBidi" w:hAnsiTheme="majorBidi" w:cstheme="majorBidi"/>
                 <w:b/>
                 <w:bCs/>
-                <w:lang w:val="en-US"/>
-              </w:rPr>
-              <w:t>-fullname</w:t>
+                <w:lang w:val="uk-UA"/>
+              </w:rPr>
+              <w:t>invoice-customer</w:t>
             </w:r>
             <w:r>
               <w:rPr>
                 <w:rFonts w:asciiTheme="majorBidi" w:hAnsiTheme="majorBidi" w:cstheme="majorBidi"/>
                 <w:b/>
                 <w:bCs/>
-                <w:lang w:val="en-US"/>
+                <w:lang w:val="uk-UA"/>
+              </w:rPr>
+              <w:t>-fullname</w:t>
+            </w:r>
+            <w:proofErr w:type="spellEnd"/>
+            <w:r>
+              <w:rPr>
+                <w:rFonts w:asciiTheme="majorBidi" w:hAnsiTheme="majorBidi" w:cstheme="majorBidi"/>
+                <w:b/>
+                <w:bCs/>
+                <w:lang w:val="uk-UA"/>
               </w:rPr>
               <w:t>}</w:t>
             </w:r>
@@ -1133,51 +1191,35 @@
                 <w:rFonts w:asciiTheme="majorBidi" w:hAnsiTheme="majorBidi" w:cstheme="majorBidi"/>
                 <w:sz w:val="20"/>
                 <w:szCs w:val="20"/>
-                <w:lang w:val="en-US"/>
-              </w:rPr>
-            </w:pPr>
-            <w:r>
-              <w:rPr>
-                <w:rFonts w:asciiTheme="majorBidi" w:hAnsiTheme="majorBidi" w:cstheme="majorBidi"/>
-                <w:sz w:val="20"/>
-                <w:szCs w:val="20"/>
-                <w:lang w:val="en-US"/>
-              </w:rPr>
-              <w:t>{invoice-</w:t>
-            </w:r>
-            <w:r>
-              <w:rPr>
-                <w:rFonts w:asciiTheme="majorBidi" w:hAnsiTheme="majorBidi" w:cstheme="majorBidi"/>
-                <w:sz w:val="20"/>
-                <w:szCs w:val="20"/>
-                <w:lang w:val="en-US"/>
-              </w:rPr>
-              <w:t>customer</w:t>
-            </w:r>
-            <w:r>
-              <w:rPr>
-                <w:rFonts w:asciiTheme="majorBidi" w:hAnsiTheme="majorBidi" w:cstheme="majorBidi"/>
-                <w:sz w:val="20"/>
-                <w:szCs w:val="20"/>
-                <w:lang w:val="en-US"/>
-              </w:rPr>
-              <w:t>-</w:t>
-            </w:r>
-            <w:r>
-              <w:rPr>
-                <w:rFonts w:asciiTheme="majorBidi" w:hAnsiTheme="majorBidi" w:cstheme="majorBidi"/>
-                <w:sz w:val="20"/>
-                <w:szCs w:val="20"/>
-                <w:lang w:val="en-US"/>
-              </w:rPr>
-              <w:t>contacts</w:t>
-            </w:r>
-            <w:r>
-              <w:rPr>
-                <w:rFonts w:asciiTheme="majorBidi" w:hAnsiTheme="majorBidi" w:cstheme="majorBidi"/>
-                <w:sz w:val="20"/>
-                <w:szCs w:val="20"/>
-                <w:lang w:val="en-US"/>
+                <w:lang w:val="uk-UA"/>
+              </w:rPr>
+            </w:pPr>
+            <w:r>
+              <w:rPr>
+                <w:rFonts w:asciiTheme="majorBidi" w:hAnsiTheme="majorBidi" w:cstheme="majorBidi"/>
+                <w:sz w:val="20"/>
+                <w:szCs w:val="20"/>
+                <w:lang w:val="uk-UA"/>
+              </w:rPr>
+              <w:t>{</w:t>
+            </w:r>
+            <w:proofErr w:type="spellStart"/>
+            <w:r>
+              <w:rPr>
+                <w:rFonts w:asciiTheme="majorBidi" w:hAnsiTheme="majorBidi" w:cstheme="majorBidi"/>
+                <w:sz w:val="20"/>
+                <w:szCs w:val="20"/>
+                <w:lang w:val="uk-UA"/>
+              </w:rPr>
+              <w:t>invoice-customer-contacts</w:t>
+            </w:r>
+            <w:proofErr w:type="spellEnd"/>
+            <w:r>
+              <w:rPr>
+                <w:rFonts w:asciiTheme="majorBidi" w:hAnsiTheme="majorBidi" w:cstheme="majorBidi"/>
+                <w:sz w:val="20"/>
+                <w:szCs w:val="20"/>
+                <w:lang w:val="uk-UA"/>
               </w:rPr>
               <w:t>}</w:t>
             </w:r>
@@ -1225,27 +1267,29 @@
             <w:pPr>
               <w:rPr>
                 <w:rFonts w:asciiTheme="majorBidi" w:hAnsiTheme="majorBidi" w:cstheme="majorBidi"/>
-                <w:lang w:val="en-US"/>
-              </w:rPr>
-            </w:pPr>
-            <w:r>
-              <w:rPr>
-                <w:rFonts w:asciiTheme="majorBidi" w:hAnsiTheme="majorBidi" w:cstheme="majorBidi"/>
-                <w:lang w:val="en-US"/>
+                <w:lang w:val="uk-UA"/>
+              </w:rPr>
+            </w:pPr>
+            <w:r>
+              <w:rPr>
+                <w:rFonts w:asciiTheme="majorBidi" w:hAnsiTheme="majorBidi" w:cstheme="majorBidi"/>
+                <w:lang w:val="uk-UA"/>
               </w:rPr>
               <w:t>{</w:t>
             </w:r>
-            <w:r>
-              <w:rPr>
-                <w:rFonts w:asciiTheme="majorBidi" w:hAnsiTheme="majorBidi" w:cstheme="majorBidi"/>
-                <w:lang w:val="en-US"/>
+            <w:proofErr w:type="spellStart"/>
+            <w:r>
+              <w:rPr>
+                <w:rFonts w:asciiTheme="majorBidi" w:hAnsiTheme="majorBidi" w:cstheme="majorBidi"/>
+                <w:lang w:val="uk-UA"/>
               </w:rPr>
               <w:t>contract-number-date</w:t>
             </w:r>
-            <w:r>
-              <w:rPr>
-                <w:rFonts w:asciiTheme="majorBidi" w:hAnsiTheme="majorBidi" w:cstheme="majorBidi"/>
-                <w:lang w:val="en-US"/>
+            <w:proofErr w:type="spellEnd"/>
+            <w:r>
+              <w:rPr>
+                <w:rFonts w:asciiTheme="majorBidi" w:hAnsiTheme="majorBidi" w:cstheme="majorBidi"/>
+                <w:lang w:val="uk-UA"/>
               </w:rPr>
               <w:t>}</w:t>
             </w:r>
@@ -1259,7 +1303,7 @@
           <w:rFonts w:asciiTheme="majorBidi" w:hAnsiTheme="majorBidi" w:cstheme="majorBidi"/>
           <w:sz w:val="8"/>
           <w:szCs w:val="8"/>
-          <w:lang w:val="en-US"/>
+          <w:lang w:val="uk-UA"/>
         </w:rPr>
       </w:pPr>
     </w:p>
@@ -1302,7 +1346,21 @@
               <w:rPr>
                 <w:lang w:val="uk-UA"/>
               </w:rPr>
-              <w:t>№ за.п.</w:t>
+              <w:t xml:space="preserve">№ </w:t>
+            </w:r>
+            <w:proofErr w:type="spellStart"/>
+            <w:r>
+              <w:rPr>
+                <w:lang w:val="uk-UA"/>
+              </w:rPr>
+              <w:t>за.п</w:t>
+            </w:r>
+            <w:proofErr w:type="spellEnd"/>
+            <w:r>
+              <w:rPr>
+                <w:lang w:val="uk-UA"/>
+              </w:rPr>
+              <w:t>.</w:t>
             </w:r>
           </w:p>
         </w:tc>
@@ -1315,20 +1373,14 @@
               <w:spacing w:line="276" w:lineRule="auto"/>
               <w:jc w:val="center"/>
               <w:rPr>
-                <w:lang w:val="en-US"/>
-              </w:rPr>
-            </w:pPr>
-            <w:r>
-              <w:rPr>
-                <w:lang w:val="uk-UA"/>
-              </w:rPr>
-              <w:t>Найменування</w:t>
-            </w:r>
-            <w:r>
-              <w:rPr>
-                <w:lang w:val="en-US"/>
-              </w:rPr>
-              <w:t xml:space="preserve"> </w:t>
+                <w:lang w:val="uk-UA"/>
+              </w:rPr>
+            </w:pPr>
+            <w:r>
+              <w:rPr>
+                <w:lang w:val="uk-UA"/>
+              </w:rPr>
+              <w:t xml:space="preserve">Найменування </w:t>
             </w:r>
             <w:r>
               <w:rPr>
@@ -1354,7 +1406,21 @@
               <w:rPr>
                 <w:lang w:val="uk-UA"/>
               </w:rPr>
-              <w:t>Од. вим.</w:t>
+              <w:t xml:space="preserve">Од. </w:t>
+            </w:r>
+            <w:proofErr w:type="spellStart"/>
+            <w:r>
+              <w:rPr>
+                <w:lang w:val="uk-UA"/>
+              </w:rPr>
+              <w:t>вим</w:t>
+            </w:r>
+            <w:proofErr w:type="spellEnd"/>
+            <w:r>
+              <w:rPr>
+                <w:lang w:val="uk-UA"/>
+              </w:rPr>
+              <w:t>.</w:t>
             </w:r>
           </w:p>
         </w:tc>
@@ -1430,20 +1496,14 @@
               <w:spacing w:line="276" w:lineRule="auto"/>
               <w:jc w:val="center"/>
               <w:rPr>
-                <w:lang w:val="en-US"/>
-              </w:rPr>
-            </w:pPr>
-            <w:r>
-              <w:rPr>
-                <w:lang w:val="en-US"/>
-              </w:rPr>
-              <w:t>{#items}</w:t>
-            </w:r>
-            <w:r>
-              <w:rPr>
-                <w:lang w:val="en-US"/>
-              </w:rPr>
-              <w:t>{invoice-job-item-number}</w:t>
+                <w:lang w:val="uk-UA"/>
+              </w:rPr>
+            </w:pPr>
+            <w:r>
+              <w:rPr>
+                <w:lang w:val="uk-UA"/>
+              </w:rPr>
+              <w:t>{#items}{invoice-job-item-number}</w:t>
             </w:r>
           </w:p>
         </w:tc>
@@ -1461,9 +1521,23 @@
             </w:pPr>
             <w:r>
               <w:rPr>
-                <w:lang w:val="en-US"/>
-              </w:rPr>
-              <w:t>{invoice-job-item-title}</w:t>
+                <w:lang w:val="uk-UA"/>
+              </w:rPr>
+              <w:t>{</w:t>
+            </w:r>
+            <w:proofErr w:type="spellStart"/>
+            <w:r>
+              <w:rPr>
+                <w:lang w:val="uk-UA"/>
+              </w:rPr>
+              <w:t>invoice-job-item-title</w:t>
+            </w:r>
+            <w:proofErr w:type="spellEnd"/>
+            <w:r>
+              <w:rPr>
+                <w:lang w:val="uk-UA"/>
+              </w:rPr>
+              <w:t>}</w:t>
             </w:r>
           </w:p>
         </w:tc>
@@ -1482,9 +1556,23 @@
             </w:pPr>
             <w:r>
               <w:rPr>
-                <w:lang w:val="en-US"/>
-              </w:rPr>
-              <w:t>{invoice-job-item-unit}</w:t>
+                <w:lang w:val="uk-UA"/>
+              </w:rPr>
+              <w:t>{</w:t>
+            </w:r>
+            <w:proofErr w:type="spellStart"/>
+            <w:r>
+              <w:rPr>
+                <w:lang w:val="uk-UA"/>
+              </w:rPr>
+              <w:t>invoice-job-item-unit</w:t>
+            </w:r>
+            <w:proofErr w:type="spellEnd"/>
+            <w:r>
+              <w:rPr>
+                <w:lang w:val="uk-UA"/>
+              </w:rPr>
+              <w:t>}</w:t>
             </w:r>
           </w:p>
         </w:tc>
@@ -1503,9 +1591,23 @@
             </w:pPr>
             <w:r>
               <w:rPr>
-                <w:lang w:val="en-US"/>
-              </w:rPr>
-              <w:t>{invoice-job-item-quantity}</w:t>
+                <w:lang w:val="uk-UA"/>
+              </w:rPr>
+              <w:t>{</w:t>
+            </w:r>
+            <w:proofErr w:type="spellStart"/>
+            <w:r>
+              <w:rPr>
+                <w:lang w:val="uk-UA"/>
+              </w:rPr>
+              <w:t>invoice-job-item-quantity</w:t>
+            </w:r>
+            <w:proofErr w:type="spellEnd"/>
+            <w:r>
+              <w:rPr>
+                <w:lang w:val="uk-UA"/>
+              </w:rPr>
+              <w:t>}</w:t>
             </w:r>
           </w:p>
         </w:tc>
@@ -1524,9 +1626,23 @@
             </w:pPr>
             <w:r>
               <w:rPr>
-                <w:lang w:val="en-US"/>
-              </w:rPr>
-              <w:t>{invoice-job-item-price}</w:t>
+                <w:lang w:val="uk-UA"/>
+              </w:rPr>
+              <w:t>{</w:t>
+            </w:r>
+            <w:proofErr w:type="spellStart"/>
+            <w:r>
+              <w:rPr>
+                <w:lang w:val="uk-UA"/>
+              </w:rPr>
+              <w:t>invoice-job-item-price</w:t>
+            </w:r>
+            <w:proofErr w:type="spellEnd"/>
+            <w:r>
+              <w:rPr>
+                <w:lang w:val="uk-UA"/>
+              </w:rPr>
+              <w:t>}</w:t>
             </w:r>
           </w:p>
         </w:tc>
@@ -1540,20 +1656,42 @@
               <w:spacing w:line="276" w:lineRule="auto"/>
               <w:jc w:val="center"/>
               <w:rPr>
-                <w:lang w:val="en-US"/>
-              </w:rPr>
-            </w:pPr>
-            <w:r>
-              <w:rPr>
-                <w:lang w:val="en-US"/>
-              </w:rPr>
-              <w:t>{invoice-job-item-total-price}</w:t>
-            </w:r>
-            <w:r>
-              <w:rPr>
-                <w:lang w:val="en-US"/>
-              </w:rPr>
-              <w:t>{/items}</w:t>
+                <w:lang w:val="uk-UA"/>
+              </w:rPr>
+            </w:pPr>
+            <w:r>
+              <w:rPr>
+                <w:lang w:val="uk-UA"/>
+              </w:rPr>
+              <w:t>{</w:t>
+            </w:r>
+            <w:proofErr w:type="spellStart"/>
+            <w:r>
+              <w:rPr>
+                <w:lang w:val="uk-UA"/>
+              </w:rPr>
+              <w:t>invoice-job-item-total-price</w:t>
+            </w:r>
+            <w:proofErr w:type="spellEnd"/>
+            <w:r>
+              <w:rPr>
+                <w:lang w:val="uk-UA"/>
+              </w:rPr>
+              <w:t>}{/</w:t>
+            </w:r>
+            <w:proofErr w:type="spellStart"/>
+            <w:r>
+              <w:rPr>
+                <w:lang w:val="uk-UA"/>
+              </w:rPr>
+              <w:t>items</w:t>
+            </w:r>
+            <w:proofErr w:type="spellEnd"/>
+            <w:r>
+              <w:rPr>
+                <w:lang w:val="uk-UA"/>
+              </w:rPr>
+              <w:t>}</w:t>
             </w:r>
           </w:p>
         </w:tc>
@@ -1603,39 +1741,25 @@
               <w:rPr>
                 <w:b/>
                 <w:bCs/>
-                <w:lang w:val="en-US"/>
+                <w:lang w:val="uk-UA"/>
               </w:rPr>
               <w:t>{</w:t>
             </w:r>
+            <w:proofErr w:type="spellStart"/>
             <w:r>
               <w:rPr>
                 <w:b/>
                 <w:bCs/>
-                <w:lang w:val="en-US"/>
-              </w:rPr>
-              <w:t>invoice</w:t>
-            </w:r>
+                <w:lang w:val="uk-UA"/>
+              </w:rPr>
+              <w:t>invoice-jobs-price-without-tax</w:t>
+            </w:r>
+            <w:proofErr w:type="spellEnd"/>
             <w:r>
               <w:rPr>
                 <w:b/>
                 <w:bCs/>
-                <w:lang w:val="en-US"/>
-              </w:rPr>
-              <w:t>-jobs-price-</w:t>
-            </w:r>
-            <w:r>
-              <w:rPr>
-                <w:b/>
-                <w:bCs/>
-                <w:lang w:val="en-US"/>
-              </w:rPr>
-              <w:t>without-tax</w:t>
-            </w:r>
-            <w:r>
-              <w:rPr>
-                <w:b/>
-                <w:bCs/>
-                <w:lang w:val="en-US"/>
+                <w:lang w:val="uk-UA"/>
               </w:rPr>
               <w:t>}</w:t>
             </w:r>
@@ -1664,13 +1788,7 @@
               <w:rPr>
                 <w:lang w:val="uk-UA"/>
               </w:rPr>
-              <w:t>ПДВ</w:t>
-            </w:r>
-            <w:r>
-              <w:rPr>
-                <w:lang w:val="uk-UA"/>
-              </w:rPr>
-              <w:t xml:space="preserve"> 20%</w:t>
+              <w:t>ПДВ 20%</w:t>
             </w:r>
           </w:p>
         </w:tc>
@@ -1693,39 +1811,25 @@
               <w:rPr>
                 <w:b/>
                 <w:bCs/>
-                <w:lang w:val="en-US"/>
+                <w:lang w:val="uk-UA"/>
               </w:rPr>
               <w:t>{</w:t>
             </w:r>
+            <w:proofErr w:type="spellStart"/>
             <w:r>
               <w:rPr>
                 <w:b/>
                 <w:bCs/>
-                <w:lang w:val="en-US"/>
-              </w:rPr>
-              <w:t>invoice</w:t>
-            </w:r>
+                <w:lang w:val="uk-UA"/>
+              </w:rPr>
+              <w:t>invoice-jobs-tax</w:t>
+            </w:r>
+            <w:proofErr w:type="spellEnd"/>
             <w:r>
               <w:rPr>
                 <w:b/>
                 <w:bCs/>
-                <w:lang w:val="en-US"/>
-              </w:rPr>
-              <w:t>-jobs-</w:t>
-            </w:r>
-            <w:r>
-              <w:rPr>
-                <w:b/>
-                <w:bCs/>
-                <w:lang w:val="en-US"/>
-              </w:rPr>
-              <w:t>tax</w:t>
-            </w:r>
-            <w:r>
-              <w:rPr>
-                <w:b/>
-                <w:bCs/>
-                <w:lang w:val="en-US"/>
+                <w:lang w:val="uk-UA"/>
               </w:rPr>
               <w:t>}</w:t>
             </w:r>
@@ -1754,13 +1858,7 @@
               <w:rPr>
                 <w:lang w:val="uk-UA"/>
               </w:rPr>
-              <w:t>Всього з ПДВ</w:t>
-            </w:r>
-            <w:r>
-              <w:rPr>
-                <w:lang w:val="uk-UA"/>
-              </w:rPr>
-              <w:t xml:space="preserve"> 20 %</w:t>
+              <w:t>Всього з ПДВ 20 %</w:t>
             </w:r>
           </w:p>
         </w:tc>
@@ -1783,39 +1881,25 @@
               <w:rPr>
                 <w:b/>
                 <w:bCs/>
-                <w:lang w:val="en-US"/>
+                <w:lang w:val="uk-UA"/>
               </w:rPr>
               <w:t>{</w:t>
             </w:r>
+            <w:proofErr w:type="spellStart"/>
             <w:r>
               <w:rPr>
                 <w:b/>
                 <w:bCs/>
-                <w:lang w:val="en-US"/>
-              </w:rPr>
-              <w:t>invoice</w:t>
-            </w:r>
+                <w:lang w:val="uk-UA"/>
+              </w:rPr>
+              <w:t>invoice-jobs-price-with-tax</w:t>
+            </w:r>
+            <w:proofErr w:type="spellEnd"/>
             <w:r>
               <w:rPr>
                 <w:b/>
                 <w:bCs/>
-                <w:lang w:val="en-US"/>
-              </w:rPr>
-              <w:t>-jobs-price-</w:t>
-            </w:r>
-            <w:r>
-              <w:rPr>
-                <w:b/>
-                <w:bCs/>
-                <w:lang w:val="en-US"/>
-              </w:rPr>
-              <w:t>with-tax</w:t>
-            </w:r>
-            <w:r>
-              <w:rPr>
-                <w:b/>
-                <w:bCs/>
-                <w:lang w:val="en-US"/>
+                <w:lang w:val="uk-UA"/>
               </w:rPr>
               <w:t>}</w:t>
             </w:r>
@@ -1827,7 +1911,7 @@
       <w:pPr>
         <w:rPr>
           <w:rFonts w:asciiTheme="majorBidi" w:hAnsiTheme="majorBidi" w:cstheme="majorBidi"/>
-          <w:lang w:val="en-US"/>
+          <w:lang w:val="uk-UA"/>
         </w:rPr>
       </w:pPr>
     </w:p>
@@ -1835,7 +1919,7 @@
       <w:pPr>
         <w:rPr>
           <w:rFonts w:asciiTheme="majorBidi" w:hAnsiTheme="majorBidi" w:cstheme="majorBidi"/>
-          <w:lang w:val="en-US"/>
+          <w:lang w:val="uk-UA"/>
         </w:rPr>
       </w:pPr>
     </w:p>
@@ -1863,46 +1947,16 @@
         </w:rPr>
         <w:t>{</w:t>
       </w:r>
-      <w:r>
-        <w:rPr>
-          <w:b/>
-          <w:bCs/>
-          <w:lang w:val="en-US"/>
-        </w:rPr>
-        <w:t>invoice</w:t>
-      </w:r>
+      <w:proofErr w:type="spellStart"/>
       <w:r>
         <w:rPr>
           <w:b/>
           <w:bCs/>
           <w:lang w:val="uk-UA"/>
         </w:rPr>
-        <w:t>-</w:t>
+        <w:t>invoice-price-literal</w:t>
       </w:r>
-      <w:r>
-        <w:rPr>
-          <w:b/>
-          <w:bCs/>
-          <w:lang w:val="en-US"/>
-        </w:rPr>
-        <w:t>price</w:t>
-      </w:r>
-      <w:r>
-        <w:rPr>
-          <w:b/>
-          <w:bCs/>
-          <w:lang w:val="uk-UA"/>
-        </w:rPr>
-        <w:t>-</w:t>
-      </w:r>
-      <w:r>
-        <w:rPr>
-          <w:b/>
-          <w:bCs/>
-          <w:lang w:val="en-US"/>
-        </w:rPr>
-        <w:t>literal</w:t>
-      </w:r>
+      <w:proofErr w:type="spellEnd"/>
       <w:r>
         <w:rPr>
           <w:b/>
@@ -1970,23 +2024,39 @@
             <w:r>
               <w:rPr>
                 <w:rFonts w:asciiTheme="majorBidi" w:hAnsiTheme="majorBidi" w:cstheme="majorBidi"/>
-                <w:lang w:val="en-US"/>
-              </w:rPr>
-              <w:t>{invoice-</w:t>
-            </w:r>
-            <w:r>
-              <w:rPr>
-                <w:rFonts w:asciiTheme="majorBidi" w:hAnsiTheme="majorBidi" w:cstheme="majorBidi"/>
-                <w:lang w:val="en-US"/>
+                <w:lang w:val="uk-UA"/>
+              </w:rPr>
+              <w:t>{</w:t>
+            </w:r>
+            <w:proofErr w:type="spellStart"/>
+            <w:r>
+              <w:rPr>
+                <w:rFonts w:asciiTheme="majorBidi" w:hAnsiTheme="majorBidi" w:cstheme="majorBidi"/>
+                <w:lang w:val="uk-UA"/>
+              </w:rPr>
+              <w:t>invoice-</w:t>
+            </w:r>
+            <w:r>
+              <w:rPr>
+                <w:rFonts w:asciiTheme="majorBidi" w:hAnsiTheme="majorBidi" w:cstheme="majorBidi"/>
+                <w:lang w:val="uk-UA"/>
               </w:rPr>
               <w:t>contractor</w:t>
             </w:r>
             <w:r>
               <w:rPr>
                 <w:rFonts w:asciiTheme="majorBidi" w:hAnsiTheme="majorBidi" w:cstheme="majorBidi"/>
-                <w:lang w:val="en-US"/>
-              </w:rPr>
-              <w:t>-position}</w:t>
+                <w:lang w:val="uk-UA"/>
+              </w:rPr>
+              <w:t>-position</w:t>
+            </w:r>
+            <w:proofErr w:type="spellEnd"/>
+            <w:r>
+              <w:rPr>
+                <w:rFonts w:asciiTheme="majorBidi" w:hAnsiTheme="majorBidi" w:cstheme="majorBidi"/>
+                <w:lang w:val="uk-UA"/>
+              </w:rPr>
+              <w:t>}</w:t>
             </w:r>
             <w:r>
               <w:rPr>
@@ -2007,7 +2077,7 @@
               <w:jc w:val="right"/>
               <w:rPr>
                 <w:rFonts w:asciiTheme="majorBidi" w:hAnsiTheme="majorBidi" w:cstheme="majorBidi"/>
-                <w:lang w:val="en-US"/>
+                <w:lang w:val="uk-UA"/>
               </w:rPr>
             </w:pPr>
             <w:r>
@@ -2020,37 +2090,39 @@
             <w:r>
               <w:rPr>
                 <w:rFonts w:asciiTheme="majorBidi" w:hAnsiTheme="majorBidi" w:cstheme="majorBidi"/>
-                <w:lang w:val="en-US"/>
-              </w:rPr>
-              <w:t>{invoice</w:t>
-            </w:r>
-            <w:r>
-              <w:rPr>
-                <w:rFonts w:asciiTheme="majorBidi" w:hAnsiTheme="majorBidi" w:cstheme="majorBidi"/>
-                <w:lang w:val="en-US"/>
-              </w:rPr>
-              <w:t>-sign-</w:t>
-            </w:r>
-            <w:r>
-              <w:rPr>
-                <w:rFonts w:asciiTheme="majorBidi" w:hAnsiTheme="majorBidi" w:cstheme="majorBidi"/>
-                <w:lang w:val="en-US"/>
+                <w:lang w:val="uk-UA"/>
+              </w:rPr>
+              <w:t>{</w:t>
+            </w:r>
+            <w:proofErr w:type="spellStart"/>
+            <w:r>
+              <w:rPr>
+                <w:rFonts w:asciiTheme="majorBidi" w:hAnsiTheme="majorBidi" w:cstheme="majorBidi"/>
+                <w:lang w:val="uk-UA"/>
+              </w:rPr>
+              <w:t>invoice-sign-</w:t>
+            </w:r>
+            <w:r>
+              <w:rPr>
+                <w:rFonts w:asciiTheme="majorBidi" w:hAnsiTheme="majorBidi" w:cstheme="majorBidi"/>
+                <w:lang w:val="uk-UA"/>
               </w:rPr>
               <w:t>contractor</w:t>
             </w:r>
             <w:r>
               <w:rPr>
                 <w:rFonts w:asciiTheme="majorBidi" w:hAnsiTheme="majorBidi" w:cstheme="majorBidi"/>
-                <w:lang w:val="en-US"/>
-              </w:rPr>
-              <w:t>-perso</w:t>
-            </w:r>
-            <w:r>
-              <w:rPr>
-                <w:rFonts w:asciiTheme="majorBidi" w:hAnsiTheme="majorBidi" w:cstheme="majorBidi"/>
-                <w:lang w:val="en-US"/>
-              </w:rPr>
-              <w:t>n}</w:t>
+                <w:lang w:val="uk-UA"/>
+              </w:rPr>
+              <w:t>-person</w:t>
+            </w:r>
+            <w:proofErr w:type="spellEnd"/>
+            <w:r>
+              <w:rPr>
+                <w:rFonts w:asciiTheme="majorBidi" w:hAnsiTheme="majorBidi" w:cstheme="majorBidi"/>
+                <w:lang w:val="uk-UA"/>
+              </w:rPr>
+              <w:t>}</w:t>
             </w:r>
           </w:p>
         </w:tc>
@@ -2077,27 +2149,9 @@
           <w:bCs/>
           <w:sz w:val="20"/>
           <w:szCs w:val="20"/>
-          <w:lang w:val="en-US" w:eastAsia="uk-UA"/>
-        </w:rPr>
-        <w:t>(</w:t>
-      </w:r>
-      <w:r>
-        <w:rPr>
-          <w:bCs/>
-          <w:sz w:val="20"/>
-          <w:szCs w:val="20"/>
           <w:lang w:val="uk-UA" w:eastAsia="uk-UA"/>
         </w:rPr>
-        <w:t>М.П.</w:t>
-      </w:r>
-      <w:r>
-        <w:rPr>
-          <w:bCs/>
-          <w:sz w:val="20"/>
-          <w:szCs w:val="20"/>
-          <w:lang w:val="en-US" w:eastAsia="uk-UA"/>
-        </w:rPr>
-        <w:t>)</w:t>
+        <w:t>(М.П.)</w:t>
       </w:r>
     </w:p>
     <w:sectPr>
